--- a/Output/CCDAA_Cadeau_SAAMOU _ GENEZIO.docx
+++ b/Output/CCDAA_Cadeau_SAAMOU _ GENEZIO.docx
@@ -120,7 +120,7 @@
           <w:color w:val="FF0000"/>
           <w:b/>
         </w:rPr>
-        <w:t xml:space="preserve"> dit Saamou</w:t>
+        <w:t xml:space="preserve"> dit SAAMOU</w:t>
       </w:r>
       <w:r>
         <w:rPr>
@@ -997,7 +997,7 @@
           <w:color w:val="FF0000"/>
           <w:b/>
         </w:rPr>
-        <w:t xml:space="preserve">TH Records</w:t>
+        <w:t xml:space="preserve">TH RECORDS</w:t>
       </w:r>
       <w:r>
         <w:rPr>
@@ -1179,7 +1179,7 @@
           <w:color w:val="FF0000"/>
           <w:b/>
         </w:rPr>
-        <w:t xml:space="preserve">Bellum Publishing</w:t>
+        <w:t xml:space="preserve">BELLUM PUBLISHING</w:t>
       </w:r>
       <w:r>
         <w:rPr>
@@ -2045,7 +2045,7 @@
           <w:color w:val="FF0000"/>
           <w:b/>
         </w:rPr>
-        <w:t xml:space="preserve">Warner Chapell Music France</w:t>
+        <w:t xml:space="preserve">WARNER CHAPELL MUSIC FRANCE</w:t>
       </w:r>
       <w:r>
         <w:rPr>
@@ -2376,7 +2376,7 @@
           <w:color w:val="FF0000"/>
           <w:u w:color="FF0000"/>
         </w:rPr>
-        <w:t xml:space="preserve">Paroles : Saamou et GENEZIO</w:t>
+        <w:t xml:space="preserve">Paroles : SAAMOU et GENEZIO</w:t>
       </w:r>
       <w:proofErr w:type="spellStart"/>
       <w:proofErr w:type="spellEnd"/>
@@ -2845,7 +2845,7 @@
               <w:rPr>
                 <w:color w:val="FF0000"/>
               </w:rPr>
-              <w:t xml:space="preserve">TH Records</w:t>
+              <w:t xml:space="preserve">TH RECORDS</w:t>
               <w:br/>
               <w:t xml:space="preserve">Editeur</w:t>
               <w:br/>
@@ -2878,7 +2878,7 @@
               <w:rPr>
                 <w:color w:val="FF0000"/>
               </w:rPr>
-              <w:t xml:space="preserve">Bellum Publishing</w:t>
+              <w:t xml:space="preserve">BELLUM PUBLISHING</w:t>
               <w:br/>
               <w:t xml:space="preserve">Editeur</w:t>
               <w:br/>
@@ -3045,7 +3045,7 @@
               <w:rPr>
                 <w:color w:val="FF0000"/>
               </w:rPr>
-              <w:t xml:space="preserve">Warner Chapell Music France</w:t>
+              <w:t xml:space="preserve">WARNER CHAPELL MUSIC FRANCE</w:t>
               <w:br/>
               <w:t xml:space="preserve">Editeur</w:t>
               <w:br/>
